--- a/Internship/Doc & Demo/Final report.docx
+++ b/Internship/Doc & Demo/Final report.docx
@@ -2870,7 +2870,7 @@
           <w:szCs w:val="28"/>
         </w:rPr>
         <w:pict w14:anchorId="24280EDB">
-          <v:rect id="_x0000_i1026" style="width:0;height:1.5pt" o:hralign="center" o:hrstd="t" o:hr="t" fillcolor="#a0a0a0" stroked="f"/>
+          <v:rect id="_x0000_i1025" style="width:0;height:1.5pt" o:hralign="center" o:hrstd="t" o:hr="t" fillcolor="#a0a0a0" stroked="f"/>
         </w:pict>
       </w:r>
     </w:p>
@@ -5699,7 +5699,7 @@
           <w:szCs w:val="28"/>
         </w:rPr>
         <w:pict w14:anchorId="5969BD41">
-          <v:rect id="_x0000_i1027" style="width:0;height:1.5pt" o:hralign="center" o:hrstd="t" o:hr="t" fillcolor="#a0a0a0" stroked="f"/>
+          <v:rect id="_x0000_i1026" style="width:0;height:1.5pt" o:hralign="center" o:hrstd="t" o:hr="t" fillcolor="#a0a0a0" stroked="f"/>
         </w:pict>
       </w:r>
     </w:p>
@@ -8252,7 +8252,7 @@
         </w:rPr>
         <w:lastRenderedPageBreak/>
         <w:pict w14:anchorId="6B2E8184">
-          <v:rect id="_x0000_i1028" style="width:0;height:1.5pt" o:hralign="center" o:hrstd="t" o:hr="t" fillcolor="#a0a0a0" stroked="f"/>
+          <v:rect id="_x0000_i1027" style="width:0;height:1.5pt" o:hralign="center" o:hrstd="t" o:hr="t" fillcolor="#a0a0a0" stroked="f"/>
         </w:pict>
       </w:r>
     </w:p>
@@ -9080,7 +9080,7 @@
         </w:rPr>
         <w:lastRenderedPageBreak/>
         <w:drawing>
-          <wp:inline distT="0" distB="0" distL="0" distR="0" wp14:anchorId="5479E5C5" wp14:editId="3BAA5670">
+          <wp:inline distT="0" distB="0" distL="0" distR="0" wp14:anchorId="5479E5C5" wp14:editId="68117418">
             <wp:extent cx="6296660" cy="3546475"/>
             <wp:effectExtent l="0" t="0" r="8890" b="0"/>
             <wp:docPr id="2081849645" name="Picture 6"/>
@@ -9923,7 +9923,7 @@
           <w:szCs w:val="28"/>
         </w:rPr>
         <w:pict w14:anchorId="63649431">
-          <v:rect id="_x0000_i1029" style="width:0;height:1.5pt" o:hralign="center" o:hrstd="t" o:hr="t" fillcolor="#a0a0a0" stroked="f"/>
+          <v:rect id="_x0000_i1028" style="width:0;height:1.5pt" o:hralign="center" o:hrstd="t" o:hr="t" fillcolor="#a0a0a0" stroked="f"/>
         </w:pict>
       </w:r>
     </w:p>
@@ -10637,7 +10637,7 @@
           <w:szCs w:val="28"/>
         </w:rPr>
         <w:pict w14:anchorId="2AB23E16">
-          <v:rect id="_x0000_i1030" style="width:0;height:1.5pt" o:hralign="center" o:hrstd="t" o:hr="t" fillcolor="#a0a0a0" stroked="f"/>
+          <v:rect id="_x0000_i1029" style="width:0;height:1.5pt" o:hralign="center" o:hrstd="t" o:hr="t" fillcolor="#a0a0a0" stroked="f"/>
         </w:pict>
       </w:r>
     </w:p>
@@ -10965,13 +10965,6 @@
       </w:hyperlink>
     </w:p>
     <w:p>
-      <w:pPr>
-        <w:rPr>
-          <w:color w:val="0563C1"/>
-          <w:sz w:val="28"/>
-          <w:szCs w:val="28"/>
-        </w:rPr>
-      </w:pPr>
       <w:r>
         <w:rPr>
           <w:rFonts w:ascii="Noto Sans Symbols" w:eastAsia="Noto Sans Symbols" w:hAnsi="Noto Sans Symbols" w:cs="Noto Sans Symbols"/>
@@ -10992,12 +10985,8 @@
         <w:r>
           <w:rPr>
             <w:rStyle w:val="Hyperlink"/>
-            <w:b/>
-            <w:bCs/>
-            <w:sz w:val="28"/>
-            <w:szCs w:val="28"/>
           </w:rPr>
-          <w:t>https://23p3a14411.github.io/US-TOY-MANUFACTURERS-/</w:t>
+          <w:t>https://github.com/23P3A14411/US-TOY-MANUFACTURERS-/tree/US-TOY-MANUFACTURING</w:t>
         </w:r>
       </w:hyperlink>
     </w:p>
@@ -14312,6 +14301,7 @@
   <w:style w:type="character" w:default="1" w:styleId="DefaultParagraphFont">
     <w:name w:val="Default Paragraph Font"/>
     <w:uiPriority w:val="1"/>
+    <w:semiHidden/>
     <w:unhideWhenUsed/>
   </w:style>
   <w:style w:type="table" w:default="1" w:styleId="TableNormal">

--- a/Internship/Doc & Demo/Final report.docx
+++ b/Internship/Doc & Demo/Final report.docx
@@ -7,6 +7,17 @@
         <w:pStyle w:val="Heading2"/>
       </w:pPr>
       <w:r>
+        <w:t xml:space="preserve">Team ID- </w:t>
+      </w:r>
+      <w:r>
+        <w:t>LTVIP2025TMID47387</w:t>
+      </w:r>
+    </w:p>
+    <w:p>
+      <w:pPr>
+        <w:pStyle w:val="Heading2"/>
+      </w:pPr>
+      <w:r>
         <w:t>1. Introduction</w:t>
       </w:r>
     </w:p>
@@ -181,7 +192,15 @@
           <w:sz w:val="28"/>
           <w:szCs w:val="28"/>
         </w:rPr>
-        <w:t>Government agencies, toy companies, and supply chain analysts often struggle to interpret raw CSV datasets — especially when working with multi-year data across multiple states. This project addresses that challenge by creating an interactive Tableau dashboard that converts these historical records into clear, actionable insights.</w:t>
+        <w:t xml:space="preserve">Government agencies, toy companies, and supply chain analysts often struggle to interpret raw CSV datasets — especially when working with multi-year data across multiple states. This project addresses that challenge by creating an </w:t>
+      </w:r>
+      <w:r>
+        <w:rPr>
+          <w:sz w:val="28"/>
+          <w:szCs w:val="28"/>
+        </w:rPr>
+        <w:lastRenderedPageBreak/>
+        <w:t>interactive Tableau dashboard that converts these historical records into clear, actionable insights.</w:t>
       </w:r>
     </w:p>
     <w:p>
@@ -211,7 +230,6 @@
           <w:sz w:val="28"/>
           <w:szCs w:val="28"/>
         </w:rPr>
-        <w:lastRenderedPageBreak/>
         <w:t>Visually compare the number of manufacturers across different U.S. states.</w:t>
       </w:r>
     </w:p>
@@ -539,6 +557,7 @@
           <w:sz w:val="28"/>
           <w:szCs w:val="28"/>
         </w:rPr>
+        <w:lastRenderedPageBreak/>
         <w:t>A tool that helps detect long-term declines or spikes with ease.</w:t>
       </w:r>
     </w:p>
@@ -569,7 +588,6 @@
           <w:sz w:val="28"/>
           <w:szCs w:val="28"/>
         </w:rPr>
-        <w:lastRenderedPageBreak/>
         <w:t>This project solves that problem by developing a Tableau dashboard that connects industry analysts and business users directly to a rich, visual, and historical dataset — enabling better analysis, faster conclusions, and stronger planning.</w:t>
       </w:r>
     </w:p>
@@ -715,6 +733,7 @@
           <w:sz w:val="28"/>
           <w:szCs w:val="28"/>
         </w:rPr>
+        <w:lastRenderedPageBreak/>
         <w:t>State-wise Manufacturer Count</w:t>
       </w:r>
     </w:p>
@@ -760,7 +779,6 @@
           <w:sz w:val="28"/>
           <w:szCs w:val="28"/>
         </w:rPr>
-        <w:lastRenderedPageBreak/>
         <w:t>Top Performing States</w:t>
       </w:r>
     </w:p>
@@ -1297,6 +1315,7 @@
         <w:pStyle w:val="Heading2"/>
       </w:pPr>
       <w:r>
+        <w:lastRenderedPageBreak/>
         <w:t>2.3.3 Prioritization</w:t>
       </w:r>
     </w:p>
@@ -1490,7 +1509,6 @@
                 <w:sz w:val="28"/>
                 <w:szCs w:val="28"/>
               </w:rPr>
-              <w:lastRenderedPageBreak/>
               <w:t>High</w:t>
             </w:r>
           </w:p>
@@ -2293,6 +2311,7 @@
                 <w:sz w:val="28"/>
                 <w:szCs w:val="28"/>
               </w:rPr>
+              <w:lastRenderedPageBreak/>
               <w:t>Consideration</w:t>
             </w:r>
           </w:p>
@@ -2417,7 +2436,6 @@
                 <w:sz w:val="28"/>
                 <w:szCs w:val="28"/>
               </w:rPr>
-              <w:lastRenderedPageBreak/>
               <w:t>Adoption</w:t>
             </w:r>
           </w:p>
@@ -3162,6 +3180,7 @@
                 <w:sz w:val="28"/>
                 <w:szCs w:val="28"/>
               </w:rPr>
+              <w:lastRenderedPageBreak/>
               <w:t>FR-3</w:t>
             </w:r>
           </w:p>
@@ -3233,7 +3252,6 @@
                 <w:sz w:val="28"/>
                 <w:szCs w:val="28"/>
               </w:rPr>
-              <w:lastRenderedPageBreak/>
               <w:t>FR-4</w:t>
             </w:r>
           </w:p>
@@ -4195,6 +4213,7 @@
         <w:pStyle w:val="Heading2"/>
       </w:pPr>
       <w:r>
+        <w:lastRenderedPageBreak/>
         <w:t>3.3 Data Flow Diagram (DFD)</w:t>
       </w:r>
     </w:p>
@@ -4210,15 +4229,7 @@
           <w:sz w:val="28"/>
           <w:szCs w:val="28"/>
         </w:rPr>
-        <w:t xml:space="preserve">A Data Flow Diagram (DFD) shows how data moves through the system—from input to final output—across different components. This project processes a CSV dataset (US Toy Manufacturers – 2005 to 2016.csv) through Tableau to </w:t>
-      </w:r>
-      <w:r>
-        <w:rPr>
-          <w:sz w:val="28"/>
-          <w:szCs w:val="28"/>
-        </w:rPr>
-        <w:lastRenderedPageBreak/>
-        <w:t>create an interactive dashboard that supports historical trend analysis and regional manufacturing insights.</w:t>
+        <w:t>A Data Flow Diagram (DFD) shows how data moves through the system—from input to final output—across different components. This project processes a CSV dataset (US Toy Manufacturers – 2005 to 2016.csv) through Tableau to create an interactive dashboard that supports historical trend analysis and regional manufacturing insights.</w:t>
       </w:r>
     </w:p>
     <w:p>
@@ -4906,6 +4917,7 @@
                 <w:sz w:val="28"/>
                 <w:szCs w:val="28"/>
               </w:rPr>
+              <w:lastRenderedPageBreak/>
               <w:t>Application Layer</w:t>
             </w:r>
           </w:p>
@@ -5055,7 +5067,6 @@
                 <w:sz w:val="28"/>
                 <w:szCs w:val="28"/>
               </w:rPr>
-              <w:lastRenderedPageBreak/>
               <w:t>S. No</w:t>
             </w:r>
           </w:p>
@@ -6050,6 +6061,7 @@
                 <w:sz w:val="28"/>
                 <w:szCs w:val="28"/>
               </w:rPr>
+              <w:lastRenderedPageBreak/>
               <w:t>Availability</w:t>
             </w:r>
           </w:p>
@@ -6218,7 +6230,6 @@
           <w:sz w:val="28"/>
           <w:szCs w:val="28"/>
         </w:rPr>
-        <w:lastRenderedPageBreak/>
         <w:t>The Problem</w:t>
       </w:r>
     </w:p>
@@ -6516,6 +6527,7 @@
                 <w:sz w:val="28"/>
                 <w:szCs w:val="28"/>
               </w:rPr>
+              <w:lastRenderedPageBreak/>
               <w:t>Challenge</w:t>
             </w:r>
           </w:p>
@@ -6802,7 +6814,6 @@
           <w:sz w:val="28"/>
           <w:szCs w:val="28"/>
         </w:rPr>
-        <w:lastRenderedPageBreak/>
         <w:t xml:space="preserve">4.2 Proposed Solution : </w:t>
       </w:r>
       <w:r>
@@ -7231,6 +7242,7 @@
                 <w:sz w:val="28"/>
                 <w:szCs w:val="28"/>
               </w:rPr>
+              <w:lastRenderedPageBreak/>
               <w:t>Waterfall Charts</w:t>
             </w:r>
           </w:p>
@@ -7820,6 +7832,7 @@
           <w:sz w:val="28"/>
           <w:szCs w:val="28"/>
         </w:rPr>
+        <w:lastRenderedPageBreak/>
         <w:t>Export the story as a PDF or interactive dashboard link for stakeholder sharing</w:t>
       </w:r>
     </w:p>
@@ -8250,7 +8263,6 @@
           <w:sz w:val="28"/>
           <w:szCs w:val="28"/>
         </w:rPr>
-        <w:lastRenderedPageBreak/>
         <w:pict w14:anchorId="6B2E8184">
           <v:rect id="_x0000_i1027" style="width:0;height:1.5pt" o:hralign="center" o:hrstd="t" o:hr="t" fillcolor="#a0a0a0" stroked="f"/>
         </w:pict>
@@ -9080,7 +9092,7 @@
         </w:rPr>
         <w:lastRenderedPageBreak/>
         <w:drawing>
-          <wp:inline distT="0" distB="0" distL="0" distR="0" wp14:anchorId="5479E5C5" wp14:editId="68117418">
+          <wp:inline distT="0" distB="0" distL="0" distR="0" wp14:anchorId="5479E5C5" wp14:editId="7C5EF1C0">
             <wp:extent cx="6296660" cy="3546475"/>
             <wp:effectExtent l="0" t="0" r="8890" b="0"/>
             <wp:docPr id="2081849645" name="Picture 6"/>
@@ -10991,12 +11003,6 @@
       </w:hyperlink>
     </w:p>
     <w:p>
-      <w:pPr>
-        <w:rPr>
-          <w:sz w:val="28"/>
-          <w:szCs w:val="28"/>
-        </w:rPr>
-      </w:pPr>
       <w:r>
         <w:rPr>
           <w:rFonts w:ascii="Noto Sans Symbols" w:eastAsia="Noto Sans Symbols" w:hAnsi="Noto Sans Symbols" w:cs="Noto Sans Symbols"/>
@@ -14301,7 +14307,6 @@
   <w:style w:type="character" w:default="1" w:styleId="DefaultParagraphFont">
     <w:name w:val="Default Paragraph Font"/>
     <w:uiPriority w:val="1"/>
-    <w:semiHidden/>
     <w:unhideWhenUsed/>
   </w:style>
   <w:style w:type="table" w:default="1" w:styleId="TableNormal">
